--- a/templates/Családi kedvezmény.docx
+++ b/templates/Családi kedvezmény.docx
@@ -204,7 +204,37 @@
           <w:sz w:val="26"/>
           <w:szCs w:val="26"/>
         </w:rPr>
-        <w:t xml:space="preserve">A nyilatkozó magánszemély neve: ……………………………………… és </w:t>
+        <w:t xml:space="preserve">A nyilatkozó magánszemély neve: </w:t>
+      </w:r>
+      <w:r>
+        <w:rPr>
+          <w:sz w:val="26"/>
+          <w:szCs w:val="26"/>
+        </w:rPr>
+        <w:t>${</w:t>
+      </w:r>
+      <w:proofErr w:type="spellStart"/>
+      <w:r>
+        <w:rPr>
+          <w:sz w:val="26"/>
+          <w:szCs w:val="26"/>
+        </w:rPr>
+        <w:t>nev</w:t>
+      </w:r>
+      <w:proofErr w:type="spellEnd"/>
+      <w:r>
+        <w:rPr>
+          <w:sz w:val="26"/>
+          <w:szCs w:val="26"/>
+        </w:rPr>
+        <w:t>}</w:t>
+      </w:r>
+      <w:r>
+        <w:rPr>
+          <w:sz w:val="26"/>
+          <w:szCs w:val="26"/>
+        </w:rPr>
+        <w:t xml:space="preserve"> és </w:t>
       </w:r>
       <w:r>
         <w:rPr>
@@ -235,14 +265,37 @@
           <w:sz w:val="26"/>
           <w:szCs w:val="26"/>
         </w:rPr>
-        <w:t xml:space="preserve">adóazonosító jele: </w:t>
+        <w:t>adóazonosító jele:</w:t>
+      </w:r>
+      <w:r>
+        <w:rPr>
+          <w:sz w:val="26"/>
+          <w:szCs w:val="26"/>
+        </w:rPr>
+        <w:t xml:space="preserve"> ${</w:t>
+      </w:r>
+      <w:proofErr w:type="spellStart"/>
+      <w:r>
+        <w:rPr>
+          <w:sz w:val="26"/>
+          <w:szCs w:val="26"/>
+        </w:rPr>
+        <w:t>adoazonosito</w:t>
+      </w:r>
+      <w:proofErr w:type="spellEnd"/>
+      <w:r>
+        <w:rPr>
+          <w:sz w:val="26"/>
+          <w:szCs w:val="26"/>
+        </w:rPr>
+        <w:t>}</w:t>
       </w:r>
       <w:r>
         <w:rPr>
           <w:rFonts w:ascii="Cambria" w:hAnsi="Cambria"/>
           <w:szCs w:val="28"/>
         </w:rPr>
-        <w:t>⎕⎕⎕⎕⎕⎕⎕⎕⎕⎕</w:t>
+        <w:t xml:space="preserve"> </w:t>
       </w:r>
       <w:r>
         <w:rPr>
@@ -539,40 +592,22 @@
           <w:bCs/>
           <w:szCs w:val="28"/>
         </w:rPr>
-        <w:t>⎕</w:t>
-      </w:r>
-      <w:proofErr w:type="gramStart"/>
+        <w:t>⎕⎕</w:t>
+      </w:r>
+      <w:r>
+        <w:rPr>
+          <w:bCs/>
+          <w:szCs w:val="28"/>
+        </w:rPr>
+        <w:t>.</w:t>
+      </w:r>
       <w:r>
         <w:rPr>
           <w:rFonts w:ascii="Cambria Math" w:hAnsi="Cambria Math" w:cs="Cambria Math"/>
           <w:bCs/>
           <w:szCs w:val="28"/>
         </w:rPr>
-        <w:t>⎕</w:t>
-      </w:r>
-      <w:r>
-        <w:rPr>
-          <w:bCs/>
-          <w:szCs w:val="28"/>
-        </w:rPr>
-        <w:t>.</w:t>
-      </w:r>
-      <w:r>
-        <w:rPr>
-          <w:rFonts w:ascii="Cambria Math" w:hAnsi="Cambria Math" w:cs="Cambria Math"/>
-          <w:bCs/>
-          <w:szCs w:val="28"/>
-        </w:rPr>
-        <w:t>⎕</w:t>
-      </w:r>
-      <w:proofErr w:type="gramEnd"/>
-      <w:r>
-        <w:rPr>
-          <w:rFonts w:ascii="Cambria Math" w:hAnsi="Cambria Math" w:cs="Cambria Math"/>
-          <w:bCs/>
-          <w:szCs w:val="28"/>
-        </w:rPr>
-        <w:t>⎕</w:t>
+        <w:t>⎕⎕</w:t>
       </w:r>
       <w:r>
         <w:rPr>
@@ -701,40 +736,22 @@
           <w:bCs/>
           <w:szCs w:val="28"/>
         </w:rPr>
-        <w:t>⎕</w:t>
-      </w:r>
-      <w:proofErr w:type="gramStart"/>
+        <w:t>⎕⎕</w:t>
+      </w:r>
+      <w:r>
+        <w:rPr>
+          <w:bCs/>
+          <w:szCs w:val="28"/>
+        </w:rPr>
+        <w:t>.</w:t>
+      </w:r>
       <w:r>
         <w:rPr>
           <w:rFonts w:ascii="Cambria Math" w:hAnsi="Cambria Math" w:cs="Cambria Math"/>
           <w:bCs/>
           <w:szCs w:val="28"/>
         </w:rPr>
-        <w:t>⎕</w:t>
-      </w:r>
-      <w:r>
-        <w:rPr>
-          <w:bCs/>
-          <w:szCs w:val="28"/>
-        </w:rPr>
-        <w:t>.</w:t>
-      </w:r>
-      <w:r>
-        <w:rPr>
-          <w:rFonts w:ascii="Cambria Math" w:hAnsi="Cambria Math" w:cs="Cambria Math"/>
-          <w:bCs/>
-          <w:szCs w:val="28"/>
-        </w:rPr>
-        <w:t>⎕</w:t>
-      </w:r>
-      <w:proofErr w:type="gramEnd"/>
-      <w:r>
-        <w:rPr>
-          <w:rFonts w:ascii="Cambria Math" w:hAnsi="Cambria Math" w:cs="Cambria Math"/>
-          <w:bCs/>
-          <w:szCs w:val="28"/>
-        </w:rPr>
-        <w:t>⎕</w:t>
+        <w:t>⎕⎕</w:t>
       </w:r>
       <w:r>
         <w:rPr>
@@ -863,40 +880,22 @@
           <w:bCs/>
           <w:szCs w:val="28"/>
         </w:rPr>
-        <w:t>⎕</w:t>
-      </w:r>
-      <w:proofErr w:type="gramStart"/>
+        <w:t>⎕⎕</w:t>
+      </w:r>
+      <w:r>
+        <w:rPr>
+          <w:bCs/>
+          <w:szCs w:val="28"/>
+        </w:rPr>
+        <w:t>.</w:t>
+      </w:r>
       <w:r>
         <w:rPr>
           <w:rFonts w:ascii="Cambria Math" w:hAnsi="Cambria Math" w:cs="Cambria Math"/>
           <w:bCs/>
           <w:szCs w:val="28"/>
         </w:rPr>
-        <w:t>⎕</w:t>
-      </w:r>
-      <w:r>
-        <w:rPr>
-          <w:bCs/>
-          <w:szCs w:val="28"/>
-        </w:rPr>
-        <w:t>.</w:t>
-      </w:r>
-      <w:r>
-        <w:rPr>
-          <w:rFonts w:ascii="Cambria Math" w:hAnsi="Cambria Math" w:cs="Cambria Math"/>
-          <w:bCs/>
-          <w:szCs w:val="28"/>
-        </w:rPr>
-        <w:t>⎕</w:t>
-      </w:r>
-      <w:proofErr w:type="gramEnd"/>
-      <w:r>
-        <w:rPr>
-          <w:rFonts w:ascii="Cambria Math" w:hAnsi="Cambria Math" w:cs="Cambria Math"/>
-          <w:bCs/>
-          <w:szCs w:val="28"/>
-        </w:rPr>
-        <w:t>⎕</w:t>
+        <w:t>⎕⎕</w:t>
       </w:r>
       <w:r>
         <w:rPr>
@@ -1247,25 +1246,7 @@
           <w:sz w:val="22"/>
           <w:szCs w:val="22"/>
         </w:rPr>
-        <w:t xml:space="preserve"> Magzat esetén adatok helyett „</w:t>
-      </w:r>
-      <w:proofErr w:type="gramStart"/>
-      <w:r>
-        <w:rPr>
-          <w:i/>
-          <w:sz w:val="22"/>
-          <w:szCs w:val="22"/>
-        </w:rPr>
-        <w:t>magzat”-</w:t>
-      </w:r>
-      <w:proofErr w:type="gramEnd"/>
-      <w:r>
-        <w:rPr>
-          <w:i/>
-          <w:sz w:val="22"/>
-          <w:szCs w:val="22"/>
-        </w:rPr>
-        <w:t xml:space="preserve">ot tüntessen fel!  </w:t>
+        <w:t xml:space="preserve"> Magzat esetén adatok helyett „magzat”-ot tüntessen fel!  </w:t>
       </w:r>
     </w:p>
     <w:p>
@@ -1762,23 +1743,7 @@
           <w:sz w:val="24"/>
           <w:szCs w:val="24"/>
         </w:rPr>
-        <w:t>Kelt: ……………………</w:t>
-      </w:r>
-      <w:proofErr w:type="gramStart"/>
-      <w:r>
-        <w:rPr>
-          <w:sz w:val="24"/>
-          <w:szCs w:val="24"/>
-        </w:rPr>
-        <w:t>…….</w:t>
-      </w:r>
-      <w:proofErr w:type="gramEnd"/>
-      <w:r>
-        <w:rPr>
-          <w:sz w:val="24"/>
-          <w:szCs w:val="24"/>
-        </w:rPr>
-        <w:t>.</w:t>
+        <w:t>Kelt: …………………………..</w:t>
       </w:r>
       <w:r>
         <w:rPr>
@@ -1841,23 +1806,7 @@
           <w:szCs w:val="24"/>
         </w:rPr>
         <w:tab/>
-        <w:t>…</w:t>
-      </w:r>
-      <w:proofErr w:type="gramStart"/>
-      <w:r>
-        <w:rPr>
-          <w:sz w:val="24"/>
-          <w:szCs w:val="24"/>
-        </w:rPr>
-        <w:t>…….</w:t>
-      </w:r>
-      <w:proofErr w:type="gramEnd"/>
-      <w:r>
-        <w:rPr>
-          <w:sz w:val="24"/>
-          <w:szCs w:val="24"/>
-        </w:rPr>
-        <w:t xml:space="preserve">.……………………………… </w:t>
+        <w:t xml:space="preserve">………..……………………………… </w:t>
       </w:r>
     </w:p>
     <w:p>
@@ -2001,33 +1950,15 @@
           <w:sz w:val="24"/>
           <w:szCs w:val="24"/>
         </w:rPr>
-        <w:t>……</w:t>
-      </w:r>
-      <w:proofErr w:type="gramStart"/>
+        <w:t>…………</w:t>
+      </w:r>
       <w:r>
         <w:rPr>
           <w:rFonts w:ascii="Cambria" w:hAnsi="Cambria"/>
           <w:sz w:val="24"/>
           <w:szCs w:val="24"/>
         </w:rPr>
-        <w:t>……</w:t>
-      </w:r>
-      <w:r>
-        <w:rPr>
-          <w:rFonts w:ascii="Cambria" w:hAnsi="Cambria"/>
-          <w:sz w:val="24"/>
-          <w:szCs w:val="24"/>
-        </w:rPr>
-        <w:t>.</w:t>
-      </w:r>
-      <w:proofErr w:type="gramEnd"/>
-      <w:r>
-        <w:rPr>
-          <w:rFonts w:ascii="Cambria" w:hAnsi="Cambria"/>
-          <w:sz w:val="24"/>
-          <w:szCs w:val="24"/>
-        </w:rPr>
-        <w:t xml:space="preserve">, </w:t>
+        <w:t xml:space="preserve">., </w:t>
       </w:r>
       <w:r>
         <w:rPr>
@@ -7072,23 +7003,7 @@
           <w:sz w:val="24"/>
           <w:szCs w:val="24"/>
         </w:rPr>
-        <w:t xml:space="preserve"> (533 320-500 </w:t>
-      </w:r>
-      <w:proofErr w:type="gramStart"/>
-      <w:r>
-        <w:rPr>
-          <w:sz w:val="24"/>
-          <w:szCs w:val="24"/>
-        </w:rPr>
-        <w:t>000)*</w:t>
-      </w:r>
-      <w:proofErr w:type="gramEnd"/>
-      <w:r>
-        <w:rPr>
-          <w:sz w:val="24"/>
-          <w:szCs w:val="24"/>
-        </w:rPr>
-        <w:t xml:space="preserve">15%= 4 998 forintot családi járulékkedvezmény jogcímén veheti igénybe. </w:t>
+        <w:t xml:space="preserve"> (533 320-500 000)*15%= 4 998 forintot családi járulékkedvezmény jogcímén veheti igénybe. </w:t>
       </w:r>
     </w:p>
     <w:p>
@@ -8415,23 +8330,7 @@
           <w:sz w:val="24"/>
           <w:szCs w:val="24"/>
         </w:rPr>
-        <w:t xml:space="preserve">személyen a </w:t>
-      </w:r>
-      <w:proofErr w:type="gramStart"/>
-      <w:r>
-        <w:rPr>
-          <w:sz w:val="24"/>
-          <w:szCs w:val="24"/>
-        </w:rPr>
-        <w:t>Cst.-</w:t>
-      </w:r>
-      <w:proofErr w:type="gramEnd"/>
-      <w:r>
-        <w:rPr>
-          <w:sz w:val="24"/>
-          <w:szCs w:val="24"/>
-        </w:rPr>
-        <w:t>ben meghatározott t</w:t>
+        <w:t>személyen a Cst.-ben meghatározott t</w:t>
       </w:r>
       <w:r>
         <w:rPr>
